--- a/06-学生侧材料/讲义/2026-06-23-方程式书写专项.docx
+++ b/06-学生侧材料/讲义/2026-06-23-方程式书写专项.docx
@@ -176,7 +176,7 @@
           <w:p>
             <w:pPr>
               <w:pStyle w:val="Compact"/>
-              <w:jc w:val="left"/>
+              <w:jc w:val="center"/>
             </w:pPr>
             <w:r>
               <w:rPr>
@@ -192,7 +192,7 @@
           <w:p>
             <w:pPr>
               <w:pStyle w:val="Compact"/>
-              <w:jc w:val="left"/>
+              <w:jc w:val="center"/>
             </w:pPr>
             <w:r>
               <w:rPr>
@@ -208,7 +208,7 @@
           <w:p>
             <w:pPr>
               <w:pStyle w:val="Compact"/>
-              <w:jc w:val="left"/>
+              <w:jc w:val="center"/>
             </w:pPr>
             <w:r>
               <w:rPr>
@@ -226,7 +226,7 @@
           <w:p>
             <w:pPr>
               <w:pStyle w:val="Compact"/>
-              <w:jc w:val="left"/>
+              <w:jc w:val="center"/>
             </w:pPr>
             <w:r>
               <w:rPr>
@@ -241,7 +241,7 @@
           <w:p>
             <w:pPr>
               <w:pStyle w:val="Compact"/>
-              <w:jc w:val="left"/>
+              <w:jc w:val="center"/>
             </w:pPr>
             <w:r>
               <w:rPr>
@@ -262,7 +262,7 @@
           <w:p>
             <w:pPr>
               <w:pStyle w:val="Compact"/>
-              <w:jc w:val="left"/>
+              <w:jc w:val="center"/>
             </w:pPr>
             <w:r>
               <w:rPr>
@@ -279,7 +279,7 @@
           <w:p>
             <w:pPr>
               <w:pStyle w:val="Compact"/>
-              <w:jc w:val="left"/>
+              <w:jc w:val="center"/>
             </w:pPr>
             <w:r>
               <w:rPr>
@@ -294,7 +294,7 @@
           <w:p>
             <w:pPr>
               <w:pStyle w:val="Compact"/>
-              <w:jc w:val="left"/>
+              <w:jc w:val="center"/>
             </w:pPr>
             <w:r>
               <w:rPr>
@@ -321,7 +321,7 @@
           <w:p>
             <w:pPr>
               <w:pStyle w:val="Compact"/>
-              <w:jc w:val="left"/>
+              <w:jc w:val="center"/>
             </w:pPr>
             <w:r>
               <w:rPr>
@@ -338,7 +338,7 @@
           <w:p>
             <w:pPr>
               <w:pStyle w:val="Compact"/>
-              <w:jc w:val="left"/>
+              <w:jc w:val="center"/>
             </w:pPr>
             <w:r>
               <w:rPr>
@@ -353,7 +353,7 @@
           <w:p>
             <w:pPr>
               <w:pStyle w:val="Compact"/>
-              <w:jc w:val="left"/>
+              <w:jc w:val="center"/>
             </w:pPr>
             <w:r>
               <w:rPr>
@@ -368,7 +368,7 @@
           <w:p>
             <w:pPr>
               <w:pStyle w:val="Compact"/>
-              <w:jc w:val="left"/>
+              <w:jc w:val="center"/>
             </w:pPr>
             <w:r>
               <w:rPr>
@@ -385,7 +385,7 @@
           <w:p>
             <w:pPr>
               <w:pStyle w:val="Compact"/>
-              <w:jc w:val="left"/>
+              <w:jc w:val="center"/>
             </w:pPr>
             <w:r>
               <w:rPr>
@@ -400,7 +400,7 @@
           <w:p>
             <w:pPr>
               <w:pStyle w:val="Compact"/>
-              <w:jc w:val="left"/>
+              <w:jc w:val="center"/>
             </w:pPr>
             <w:r>
               <w:rPr>
@@ -421,7 +421,7 @@
           <w:p>
             <w:pPr>
               <w:pStyle w:val="Compact"/>
-              <w:jc w:val="left"/>
+              <w:jc w:val="center"/>
             </w:pPr>
             <w:r>
               <w:rPr>
@@ -462,7 +462,7 @@
           <w:p>
             <w:pPr>
               <w:pStyle w:val="Compact"/>
-              <w:jc w:val="left"/>
+              <w:jc w:val="center"/>
             </w:pPr>
             <w:r>
               <w:rPr>
@@ -477,7 +477,7 @@
           <w:p>
             <w:pPr>
               <w:pStyle w:val="Compact"/>
-              <w:jc w:val="left"/>
+              <w:jc w:val="center"/>
             </w:pPr>
             <w:r>
               <w:rPr>
@@ -498,7 +498,7 @@
           <w:p>
             <w:pPr>
               <w:pStyle w:val="Compact"/>
-              <w:jc w:val="left"/>
+              <w:jc w:val="center"/>
             </w:pPr>
             <w:r>
               <w:rPr>
@@ -557,7 +557,7 @@
           <w:p>
             <w:pPr>
               <w:pStyle w:val="Compact"/>
-              <w:jc w:val="left"/>
+              <w:jc w:val="center"/>
             </w:pPr>
             <w:r>
               <w:rPr>
@@ -572,7 +572,7 @@
           <w:p>
             <w:pPr>
               <w:pStyle w:val="Compact"/>
-              <w:jc w:val="left"/>
+              <w:jc w:val="center"/>
             </w:pPr>
             <w:r>
               <w:rPr>
@@ -599,7 +599,7 @@
           <w:p>
             <w:pPr>
               <w:pStyle w:val="Compact"/>
-              <w:jc w:val="left"/>
+              <w:jc w:val="center"/>
             </w:pPr>
             <w:r>
               <w:rPr>
@@ -760,7 +760,7 @@
           <w:p>
             <w:pPr>
               <w:pStyle w:val="Compact"/>
-              <w:jc w:val="left"/>
+              <w:jc w:val="center"/>
             </w:pPr>
             <w:r>
               <w:rPr>
@@ -776,7 +776,7 @@
           <w:p>
             <w:pPr>
               <w:pStyle w:val="Compact"/>
-              <w:jc w:val="left"/>
+              <w:jc w:val="center"/>
             </w:pPr>
             <w:r>
               <w:rPr>
@@ -792,7 +792,7 @@
           <w:p>
             <w:pPr>
               <w:pStyle w:val="Compact"/>
-              <w:jc w:val="left"/>
+              <w:jc w:val="center"/>
             </w:pPr>
             <w:r>
               <w:rPr>
@@ -808,7 +808,7 @@
           <w:p>
             <w:pPr>
               <w:pStyle w:val="Compact"/>
-              <w:jc w:val="left"/>
+              <w:jc w:val="center"/>
             </w:pPr>
             <w:r>
               <w:rPr>
@@ -826,7 +826,7 @@
           <w:p>
             <w:pPr>
               <w:pStyle w:val="Compact"/>
-              <w:jc w:val="left"/>
+              <w:jc w:val="center"/>
             </w:pPr>
             <w:r>
               <w:rPr>
@@ -841,7 +841,7 @@
           <w:p>
             <w:pPr>
               <w:pStyle w:val="Compact"/>
-              <w:jc w:val="left"/>
+              <w:jc w:val="center"/>
             </w:pPr>
             <w:r>
               <w:rPr>
@@ -874,7 +874,7 @@
           <w:p>
             <w:pPr>
               <w:pStyle w:val="Compact"/>
-              <w:jc w:val="left"/>
+              <w:jc w:val="center"/>
             </w:pPr>
             <w:r>
               <w:rPr>
@@ -901,7 +901,7 @@
           <w:p>
             <w:pPr>
               <w:pStyle w:val="Compact"/>
-              <w:jc w:val="left"/>
+              <w:jc w:val="center"/>
             </w:pPr>
             <w:r>
               <w:rPr>
@@ -930,7 +930,7 @@
           <w:p>
             <w:pPr>
               <w:pStyle w:val="Compact"/>
-              <w:jc w:val="left"/>
+              <w:jc w:val="center"/>
             </w:pPr>
             <w:r>
               <w:rPr>
@@ -945,7 +945,7 @@
           <w:p>
             <w:pPr>
               <w:pStyle w:val="Compact"/>
-              <w:jc w:val="left"/>
+              <w:jc w:val="center"/>
             </w:pPr>
             <w:r>
               <w:rPr>
@@ -972,7 +972,7 @@
           <w:p>
             <w:pPr>
               <w:pStyle w:val="Compact"/>
-              <w:jc w:val="left"/>
+              <w:jc w:val="center"/>
             </w:pPr>
             <w:r>
               <w:rPr>
@@ -999,7 +999,7 @@
           <w:p>
             <w:pPr>
               <w:pStyle w:val="Compact"/>
-              <w:jc w:val="left"/>
+              <w:jc w:val="center"/>
             </w:pPr>
             <w:r>
               <w:rPr>
@@ -1016,7 +1016,7 @@
           <w:p>
             <w:pPr>
               <w:pStyle w:val="Compact"/>
-              <w:jc w:val="left"/>
+              <w:jc w:val="center"/>
             </w:pPr>
             <w:r>
               <w:rPr>
@@ -1031,7 +1031,7 @@
           <w:p>
             <w:pPr>
               <w:pStyle w:val="Compact"/>
-              <w:jc w:val="left"/>
+              <w:jc w:val="center"/>
             </w:pPr>
             <w:r>
               <w:rPr>
@@ -1058,7 +1058,7 @@
           <w:p>
             <w:pPr>
               <w:pStyle w:val="Compact"/>
-              <w:jc w:val="left"/>
+              <w:jc w:val="center"/>
             </w:pPr>
             <w:r>
               <w:rPr>
@@ -1079,7 +1079,7 @@
           <w:p>
             <w:pPr>
               <w:pStyle w:val="Compact"/>
-              <w:jc w:val="left"/>
+              <w:jc w:val="center"/>
             </w:pPr>
             <w:r>
               <w:rPr>
@@ -1325,7 +1325,7 @@
           <w:p>
             <w:pPr>
               <w:pStyle w:val="Compact"/>
-              <w:jc w:val="left"/>
+              <w:jc w:val="center"/>
             </w:pPr>
             <w:r>
               <w:rPr>
@@ -1341,7 +1341,7 @@
           <w:p>
             <w:pPr>
               <w:pStyle w:val="Compact"/>
-              <w:jc w:val="left"/>
+              <w:jc w:val="center"/>
             </w:pPr>
             <w:r>
               <w:rPr>
@@ -1380,7 +1380,7 @@
           <w:p>
             <w:pPr>
               <w:pStyle w:val="Compact"/>
-              <w:jc w:val="left"/>
+              <w:jc w:val="center"/>
             </w:pPr>
             <w:r>
               <w:rPr>
@@ -1395,7 +1395,7 @@
           <w:p>
             <w:pPr>
               <w:pStyle w:val="Compact"/>
-              <w:jc w:val="left"/>
+              <w:jc w:val="center"/>
             </w:pPr>
             <w:r>
               <w:rPr>
@@ -1445,7 +1445,7 @@
           <w:p>
             <w:pPr>
               <w:pStyle w:val="Compact"/>
-              <w:jc w:val="left"/>
+              <w:jc w:val="center"/>
             </w:pPr>
             <w:r>
               <w:rPr>
@@ -1472,7 +1472,7 @@
           <w:p>
             <w:pPr>
               <w:pStyle w:val="Compact"/>
-              <w:jc w:val="left"/>
+              <w:jc w:val="center"/>
             </w:pPr>
             <w:r>
               <w:rPr>
@@ -1558,7 +1558,7 @@
           <w:p>
             <w:pPr>
               <w:pStyle w:val="Compact"/>
-              <w:jc w:val="left"/>
+              <w:jc w:val="center"/>
             </w:pPr>
             <w:r>
               <w:rPr>
@@ -1591,7 +1591,7 @@
           <w:p>
             <w:pPr>
               <w:pStyle w:val="Compact"/>
-              <w:jc w:val="left"/>
+              <w:jc w:val="center"/>
             </w:pPr>
             <w:r>
               <w:rPr>
@@ -1679,7 +1679,7 @@
           <w:p>
             <w:pPr>
               <w:pStyle w:val="Compact"/>
-              <w:jc w:val="left"/>
+              <w:jc w:val="center"/>
             </w:pPr>
             <w:r>
               <w:rPr>
@@ -1712,7 +1712,7 @@
           <w:p>
             <w:pPr>
               <w:pStyle w:val="Compact"/>
-              <w:jc w:val="left"/>
+              <w:jc w:val="center"/>
             </w:pPr>
             <w:r>
               <w:rPr>
@@ -1788,7 +1788,7 @@
           <w:p>
             <w:pPr>
               <w:pStyle w:val="Compact"/>
-              <w:jc w:val="left"/>
+              <w:jc w:val="center"/>
             </w:pPr>
             <w:r>
               <w:rPr>
@@ -1803,7 +1803,7 @@
           <w:p>
             <w:pPr>
               <w:pStyle w:val="Compact"/>
-              <w:jc w:val="left"/>
+              <w:jc w:val="center"/>
             </w:pPr>
             <w:r>
               <w:rPr>
@@ -1871,6 +1871,14 @@
         <w:t xml:space="preserve">还原半反应：</w:t>
       </w:r>
       <m:oMath>
+        <m:oMathPr>
+          <m:ctrlPr>
+            <w:rPr>
+              <w:sz w:val="28"/>
+              <w:szCs w:val="28"/>
+            </w:rPr>
+          </m:ctrlPr>
+        </m:oMathPr>
         <m:sSubSup>
           <m:e>
             <m:r>
@@ -2022,6 +2030,14 @@
         <w:t xml:space="preserve">氧化半反应：</w:t>
       </w:r>
       <m:oMath>
+        <m:oMathPr>
+          <m:ctrlPr>
+            <w:rPr>
+              <w:sz w:val="28"/>
+              <w:szCs w:val="28"/>
+            </w:rPr>
+          </m:ctrlPr>
+        </m:oMathPr>
         <m:sSubSup>
           <m:e>
             <m:r>
@@ -2213,6 +2229,12 @@
       <m:oMathPara>
         <m:oMathParaPr>
           <m:jc m:val="center"/>
+          <m:ctrlPr>
+            <w:rPr>
+              <w:sz w:val="28"/>
+              <w:szCs w:val="28"/>
+            </w:rPr>
+          </m:ctrlPr>
         </m:oMathParaPr>
         <m:oMath>
           <m:r>
@@ -2489,6 +2511,14 @@
         <w:t xml:space="preserve">：</w:t>
       </w:r>
       <m:oMath>
+        <m:oMathPr>
+          <m:ctrlPr>
+            <w:rPr>
+              <w:sz w:val="28"/>
+              <w:szCs w:val="28"/>
+            </w:rPr>
+          </m:ctrlPr>
+        </m:oMathPr>
         <m:sSubSup>
           <m:e>
             <m:r>
@@ -2671,6 +2701,14 @@
         <w:t xml:space="preserve"> </w:t>
       </w:r>
       <m:oMath>
+        <m:oMathPr>
+          <m:ctrlPr>
+            <w:rPr>
+              <w:sz w:val="28"/>
+              <w:szCs w:val="28"/>
+            </w:rPr>
+          </m:ctrlPr>
+        </m:oMathPr>
         <m:sSubSup>
           <m:e>
             <m:r>
@@ -2892,6 +2930,14 @@
         <w:t xml:space="preserve"> </w:t>
       </w:r>
       <m:oMath>
+        <m:oMathPr>
+          <m:ctrlPr>
+            <w:rPr>
+              <w:sz w:val="28"/>
+              <w:szCs w:val="28"/>
+            </w:rPr>
+          </m:ctrlPr>
+        </m:oMathPr>
         <m:sSubSup>
           <m:e>
             <m:r>
@@ -3113,7 +3159,7 @@
           <w:p>
             <w:pPr>
               <w:pStyle w:val="Compact"/>
-              <w:jc w:val="left"/>
+              <w:jc w:val="center"/>
             </w:pPr>
             <w:r>
               <w:rPr>
@@ -3129,7 +3175,7 @@
           <w:p>
             <w:pPr>
               <w:pStyle w:val="Compact"/>
-              <w:jc w:val="left"/>
+              <w:jc w:val="center"/>
             </w:pPr>
             <w:r>
               <w:rPr>
@@ -3145,7 +3191,7 @@
           <w:p>
             <w:pPr>
               <w:pStyle w:val="Compact"/>
-              <w:jc w:val="left"/>
+              <w:jc w:val="center"/>
             </w:pPr>
             <w:r>
               <w:rPr>
@@ -3161,7 +3207,7 @@
           <w:p>
             <w:pPr>
               <w:pStyle w:val="Compact"/>
-              <w:jc w:val="left"/>
+              <w:jc w:val="center"/>
             </w:pPr>
             <w:r>
               <w:rPr>
@@ -3179,7 +3225,7 @@
           <w:p>
             <w:pPr>
               <w:pStyle w:val="Compact"/>
-              <w:jc w:val="left"/>
+              <w:jc w:val="center"/>
             </w:pPr>
             <w:r>
               <w:rPr>
@@ -3194,7 +3240,7 @@
           <w:p>
             <w:pPr>
               <w:pStyle w:val="Compact"/>
-              <w:jc w:val="left"/>
+              <w:jc w:val="center"/>
             </w:pPr>
             <w:r>
               <w:rPr>
@@ -3217,7 +3263,7 @@
           <w:p>
             <w:pPr>
               <w:pStyle w:val="Compact"/>
-              <w:jc w:val="left"/>
+              <w:jc w:val="center"/>
             </w:pPr>
             <w:r>
               <w:rPr>
@@ -3240,7 +3286,7 @@
           <w:p>
             <w:pPr>
               <w:pStyle w:val="Compact"/>
-              <w:jc w:val="left"/>
+              <w:jc w:val="center"/>
             </w:pPr>
             <w:r>
               <w:rPr>
@@ -3265,7 +3311,7 @@
           <w:p>
             <w:pPr>
               <w:pStyle w:val="Compact"/>
-              <w:jc w:val="left"/>
+              <w:jc w:val="center"/>
             </w:pPr>
             <w:r>
               <w:rPr>
@@ -3280,7 +3326,7 @@
           <w:p>
             <w:pPr>
               <w:pStyle w:val="Compact"/>
-              <w:jc w:val="left"/>
+              <w:jc w:val="center"/>
             </w:pPr>
             <w:r>
               <w:rPr>
@@ -3303,7 +3349,7 @@
           <w:p>
             <w:pPr>
               <w:pStyle w:val="Compact"/>
-              <w:jc w:val="left"/>
+              <w:jc w:val="center"/>
             </w:pPr>
             <w:r>
               <w:rPr>
@@ -3318,7 +3364,7 @@
           <w:p>
             <w:pPr>
               <w:pStyle w:val="Compact"/>
-              <w:jc w:val="left"/>
+              <w:jc w:val="center"/>
             </w:pPr>
             <w:r>
               <w:rPr>
@@ -3335,7 +3381,7 @@
           <w:p>
             <w:pPr>
               <w:pStyle w:val="Compact"/>
-              <w:jc w:val="left"/>
+              <w:jc w:val="center"/>
             </w:pPr>
             <w:r>
               <w:rPr>
@@ -3350,7 +3396,7 @@
           <w:p>
             <w:pPr>
               <w:pStyle w:val="Compact"/>
-              <w:jc w:val="left"/>
+              <w:jc w:val="center"/>
             </w:pPr>
             <w:r>
               <w:rPr>
@@ -3367,7 +3413,7 @@
           <w:p>
             <w:pPr>
               <w:pStyle w:val="Compact"/>
-              <w:jc w:val="left"/>
+              <w:jc w:val="center"/>
             </w:pPr>
             <w:r>
               <w:rPr>
@@ -3382,7 +3428,7 @@
           <w:p>
             <w:pPr>
               <w:pStyle w:val="Compact"/>
-              <w:jc w:val="left"/>
+              <w:jc w:val="center"/>
             </w:pPr>
             <w:r>
               <w:rPr>
@@ -3399,7 +3445,7 @@
           <w:p>
             <w:pPr>
               <w:pStyle w:val="Compact"/>
-              <w:jc w:val="left"/>
+              <w:jc w:val="center"/>
             </w:pPr>
             <w:r>
               <w:rPr>
@@ -3414,7 +3460,7 @@
           <w:p>
             <w:pPr>
               <w:pStyle w:val="Compact"/>
-              <w:jc w:val="left"/>
+              <w:jc w:val="center"/>
             </w:pPr>
             <w:r>
               <w:rPr>
@@ -3431,7 +3477,7 @@
           <w:p>
             <w:pPr>
               <w:pStyle w:val="Compact"/>
-              <w:jc w:val="left"/>
+              <w:jc w:val="center"/>
             </w:pPr>
             <w:r>
               <w:rPr>
@@ -3446,7 +3492,7 @@
           <w:p>
             <w:pPr>
               <w:pStyle w:val="Compact"/>
-              <w:jc w:val="left"/>
+              <w:jc w:val="center"/>
             </w:pPr>
             <w:r>
               <w:rPr>
@@ -3463,7 +3509,7 @@
           <w:p>
             <w:pPr>
               <w:pStyle w:val="Compact"/>
-              <w:jc w:val="left"/>
+              <w:jc w:val="center"/>
             </w:pPr>
             <w:r>
               <w:rPr>
@@ -3478,7 +3524,7 @@
           <w:p>
             <w:pPr>
               <w:pStyle w:val="Compact"/>
-              <w:jc w:val="left"/>
+              <w:jc w:val="center"/>
             </w:pPr>
             <w:r>
               <w:rPr>
@@ -3495,7 +3541,7 @@
           <w:p>
             <w:pPr>
               <w:pStyle w:val="Compact"/>
-              <w:jc w:val="left"/>
+              <w:jc w:val="center"/>
             </w:pPr>
             <w:r>
               <w:rPr>
@@ -3510,7 +3556,7 @@
           <w:p>
             <w:pPr>
               <w:pStyle w:val="Compact"/>
-              <w:jc w:val="left"/>
+              <w:jc w:val="center"/>
             </w:pPr>
             <w:r>
               <w:rPr>
@@ -3527,7 +3573,7 @@
           <w:p>
             <w:pPr>
               <w:pStyle w:val="Compact"/>
-              <w:jc w:val="left"/>
+              <w:jc w:val="center"/>
             </w:pPr>
             <w:r>
               <w:rPr>
@@ -3542,7 +3588,7 @@
           <w:p>
             <w:pPr>
               <w:pStyle w:val="Compact"/>
-              <w:jc w:val="left"/>
+              <w:jc w:val="center"/>
             </w:pPr>
             <w:r>
               <w:rPr>
@@ -3559,7 +3605,7 @@
           <w:p>
             <w:pPr>
               <w:pStyle w:val="Compact"/>
-              <w:jc w:val="left"/>
+              <w:jc w:val="center"/>
             </w:pPr>
             <w:r>
               <w:rPr>
@@ -3586,7 +3632,7 @@
           <w:p>
             <w:pPr>
               <w:pStyle w:val="Compact"/>
-              <w:jc w:val="left"/>
+              <w:jc w:val="center"/>
             </w:pPr>
             <w:r>
               <w:rPr>
@@ -3603,7 +3649,7 @@
           <w:p>
             <w:pPr>
               <w:pStyle w:val="Compact"/>
-              <w:jc w:val="left"/>
+              <w:jc w:val="center"/>
             </w:pPr>
             <w:r>
               <w:rPr>
@@ -3618,7 +3664,7 @@
           <w:p>
             <w:pPr>
               <w:pStyle w:val="Compact"/>
-              <w:jc w:val="left"/>
+              <w:jc w:val="center"/>
             </w:pPr>
             <w:r>
               <w:rPr>
@@ -3633,7 +3679,7 @@
           <w:p>
             <w:pPr>
               <w:pStyle w:val="Compact"/>
-              <w:jc w:val="left"/>
+              <w:jc w:val="center"/>
             </w:pPr>
             <w:r>
               <w:rPr>
@@ -3654,7 +3700,7 @@
           <w:p>
             <w:pPr>
               <w:pStyle w:val="Compact"/>
-              <w:jc w:val="left"/>
+              <w:jc w:val="center"/>
             </w:pPr>
             <w:r>
               <w:rPr>
@@ -3921,7 +3967,7 @@
           <w:p>
             <w:pPr>
               <w:pStyle w:val="Compact"/>
-              <w:jc w:val="left"/>
+              <w:jc w:val="center"/>
             </w:pPr>
             <w:r>
               <w:rPr>
@@ -3953,7 +3999,7 @@
           <w:p>
             <w:pPr>
               <w:pStyle w:val="Compact"/>
-              <w:jc w:val="left"/>
+              <w:jc w:val="center"/>
             </w:pPr>
             <w:r>
               <w:rPr>
@@ -3987,7 +4033,7 @@
           <w:p>
             <w:pPr>
               <w:pStyle w:val="Compact"/>
-              <w:jc w:val="left"/>
+              <w:jc w:val="center"/>
             </w:pPr>
             <w:r>
               <w:rPr>
@@ -4017,7 +4063,7 @@
           <w:p>
             <w:pPr>
               <w:pStyle w:val="Compact"/>
-              <w:jc w:val="left"/>
+              <w:jc w:val="center"/>
             </w:pPr>
             <w:r>
               <w:rPr>
@@ -4049,7 +4095,7 @@
           <w:p>
             <w:pPr>
               <w:pStyle w:val="Compact"/>
-              <w:jc w:val="left"/>
+              <w:jc w:val="center"/>
             </w:pPr>
             <w:r>
               <w:rPr>
@@ -4079,7 +4125,7 @@
           <w:p>
             <w:pPr>
               <w:pStyle w:val="Compact"/>
-              <w:jc w:val="left"/>
+              <w:jc w:val="center"/>
             </w:pPr>
             <w:r>
               <w:rPr>
@@ -4111,7 +4157,7 @@
           <w:p>
             <w:pPr>
               <w:pStyle w:val="Compact"/>
-              <w:jc w:val="left"/>
+              <w:jc w:val="center"/>
             </w:pPr>
             <w:r>
               <w:rPr>
@@ -4141,7 +4187,7 @@
           <w:p>
             <w:pPr>
               <w:pStyle w:val="Compact"/>
-              <w:jc w:val="left"/>
+              <w:jc w:val="center"/>
             </w:pPr>
             <w:r>
               <w:rPr>
@@ -4173,7 +4219,7 @@
           <w:p>
             <w:pPr>
               <w:pStyle w:val="Compact"/>
-              <w:jc w:val="left"/>
+              <w:jc w:val="center"/>
             </w:pPr>
             <w:r>
               <w:rPr>
@@ -4203,7 +4249,7 @@
           <w:p>
             <w:pPr>
               <w:pStyle w:val="Compact"/>
-              <w:jc w:val="left"/>
+              <w:jc w:val="center"/>
             </w:pPr>
             <w:r>
               <w:rPr>
@@ -4416,6 +4462,14 @@
         <w:t xml:space="preserve">还原半反应：</w:t>
       </w:r>
       <m:oMath>
+        <m:oMathPr>
+          <m:ctrlPr>
+            <w:rPr>
+              <w:sz w:val="28"/>
+              <w:szCs w:val="28"/>
+            </w:rPr>
+          </m:ctrlPr>
+        </m:oMathPr>
         <m:sSubSup>
           <m:e>
             <m:r>
@@ -4573,6 +4627,14 @@
         <w:t xml:space="preserve">氧化半反应：</w:t>
       </w:r>
       <m:oMath>
+        <m:oMathPr>
+          <m:ctrlPr>
+            <w:rPr>
+              <w:sz w:val="28"/>
+              <w:szCs w:val="28"/>
+            </w:rPr>
+          </m:ctrlPr>
+        </m:oMathPr>
         <m:sSubSup>
           <m:e>
             <m:r>
@@ -4744,6 +4806,12 @@
       <m:oMathPara>
         <m:oMathParaPr>
           <m:jc m:val="center"/>
+          <m:ctrlPr>
+            <w:rPr>
+              <w:sz w:val="28"/>
+              <w:szCs w:val="28"/>
+            </w:rPr>
+          </m:ctrlPr>
         </m:oMathParaPr>
         <m:oMath>
           <m:r>
@@ -4974,6 +5042,12 @@
       <m:oMathPara>
         <m:oMathParaPr>
           <m:jc m:val="center"/>
+          <m:ctrlPr>
+            <w:rPr>
+              <w:sz w:val="28"/>
+              <w:szCs w:val="28"/>
+            </w:rPr>
+          </m:ctrlPr>
         </m:oMathParaPr>
         <m:oMath>
           <m:r>
@@ -5201,6 +5275,12 @@
       <m:oMathPara>
         <m:oMathParaPr>
           <m:jc m:val="center"/>
+          <m:ctrlPr>
+            <w:rPr>
+              <w:sz w:val="28"/>
+              <w:szCs w:val="28"/>
+            </w:rPr>
+          </m:ctrlPr>
         </m:oMathParaPr>
         <m:oMath>
           <m:r>
@@ -5631,6 +5711,14 @@
         <w:t xml:space="preserve">还原半反应：</w:t>
       </w:r>
       <m:oMath>
+        <m:oMathPr>
+          <m:ctrlPr>
+            <w:rPr>
+              <w:sz w:val="28"/>
+              <w:szCs w:val="28"/>
+            </w:rPr>
+          </m:ctrlPr>
+        </m:oMathPr>
         <m:sSub>
           <m:e>
             <m:r>
@@ -5804,6 +5892,14 @@
         <w:t xml:space="preserve">氧化半反应：</w:t>
       </w:r>
       <m:oMath>
+        <m:oMathPr>
+          <m:ctrlPr>
+            <w:rPr>
+              <w:sz w:val="28"/>
+              <w:szCs w:val="28"/>
+            </w:rPr>
+          </m:ctrlPr>
+        </m:oMathPr>
         <m:sSup>
           <m:e>
             <m:r>
@@ -5905,6 +6001,12 @@
       <m:oMathPara>
         <m:oMathParaPr>
           <m:jc m:val="center"/>
+          <m:ctrlPr>
+            <w:rPr>
+              <w:sz w:val="28"/>
+              <w:szCs w:val="28"/>
+            </w:rPr>
+          </m:ctrlPr>
         </m:oMathParaPr>
         <m:oMath>
           <m:sSub>
@@ -6390,6 +6492,14 @@
         <w:t xml:space="preserve">失电子（氧化）：</w:t>
       </w:r>
       <m:oMath>
+        <m:oMathPr>
+          <m:ctrlPr>
+            <w:rPr>
+              <w:sz w:val="28"/>
+              <w:szCs w:val="28"/>
+            </w:rPr>
+          </m:ctrlPr>
+        </m:oMathPr>
         <m:r>
           <m:rPr>
             <m:nor/>
@@ -6513,6 +6623,14 @@
         <w:t xml:space="preserve">得电子（还原）：</w:t>
       </w:r>
       <m:oMath>
+        <m:oMathPr>
+          <m:ctrlPr>
+            <w:rPr>
+              <w:sz w:val="28"/>
+              <w:szCs w:val="28"/>
+            </w:rPr>
+          </m:ctrlPr>
+        </m:oMathPr>
         <m:r>
           <m:t>2</m:t>
         </m:r>
@@ -6652,6 +6770,12 @@
       <m:oMathPara>
         <m:oMathParaPr>
           <m:jc m:val="center"/>
+          <m:ctrlPr>
+            <w:rPr>
+              <w:sz w:val="28"/>
+              <w:szCs w:val="28"/>
+            </w:rPr>
+          </m:ctrlPr>
         </m:oMathParaPr>
         <m:oMath>
           <m:r>
@@ -6833,6 +6957,12 @@
       <m:oMathPara>
         <m:oMathParaPr>
           <m:jc m:val="center"/>
+          <m:ctrlPr>
+            <w:rPr>
+              <w:sz w:val="28"/>
+              <w:szCs w:val="28"/>
+            </w:rPr>
+          </m:ctrlPr>
         </m:oMathParaPr>
         <m:oMath>
           <m:r>
@@ -7234,6 +7364,12 @@
       <m:oMathPara>
         <m:oMathParaPr>
           <m:jc m:val="center"/>
+          <m:ctrlPr>
+            <w:rPr>
+              <w:sz w:val="28"/>
+              <w:szCs w:val="28"/>
+            </w:rPr>
+          </m:ctrlPr>
         </m:oMathParaPr>
         <m:oMath>
           <m:sSub>
@@ -7388,6 +7524,12 @@
       <m:oMathPara>
         <m:oMathParaPr>
           <m:jc m:val="center"/>
+          <m:ctrlPr>
+            <w:rPr>
+              <w:sz w:val="28"/>
+              <w:szCs w:val="28"/>
+            </w:rPr>
+          </m:ctrlPr>
         </m:oMathParaPr>
         <m:oMath>
           <m:r>
@@ -7595,6 +7737,12 @@
       <m:oMathPara>
         <m:oMathParaPr>
           <m:jc m:val="center"/>
+          <m:ctrlPr>
+            <w:rPr>
+              <w:sz w:val="28"/>
+              <w:szCs w:val="28"/>
+            </w:rPr>
+          </m:ctrlPr>
         </m:oMathParaPr>
         <m:oMath>
           <m:r>
@@ -7856,6 +8004,12 @@
       <m:oMathPara>
         <m:oMathParaPr>
           <m:jc m:val="center"/>
+          <m:ctrlPr>
+            <w:rPr>
+              <w:sz w:val="28"/>
+              <w:szCs w:val="28"/>
+            </w:rPr>
+          </m:ctrlPr>
         </m:oMathParaPr>
         <m:oMath>
           <m:r>
@@ -8167,6 +8321,12 @@
       <m:oMathPara>
         <m:oMathParaPr>
           <m:jc m:val="center"/>
+          <m:ctrlPr>
+            <w:rPr>
+              <w:sz w:val="28"/>
+              <w:szCs w:val="28"/>
+            </w:rPr>
+          </m:ctrlPr>
         </m:oMathParaPr>
         <m:oMath>
           <m:r>
@@ -8349,6 +8509,12 @@
       <m:oMathPara>
         <m:oMathParaPr>
           <m:jc m:val="center"/>
+          <m:ctrlPr>
+            <w:rPr>
+              <w:sz w:val="28"/>
+              <w:szCs w:val="28"/>
+            </w:rPr>
+          </m:ctrlPr>
         </m:oMathParaPr>
         <m:oMath>
           <m:r>
@@ -8908,7 +9074,7 @@
           <w:p>
             <w:pPr>
               <w:pStyle w:val="Compact"/>
-              <w:jc w:val="left"/>
+              <w:jc w:val="center"/>
             </w:pPr>
             <w:r>
               <w:rPr>
@@ -8924,7 +9090,7 @@
           <w:p>
             <w:pPr>
               <w:pStyle w:val="Compact"/>
-              <w:jc w:val="left"/>
+              <w:jc w:val="center"/>
             </w:pPr>
             <w:r>
               <w:rPr>
@@ -8940,7 +9106,7 @@
           <w:p>
             <w:pPr>
               <w:pStyle w:val="Compact"/>
-              <w:jc w:val="left"/>
+              <w:jc w:val="center"/>
             </w:pPr>
             <w:r>
               <w:rPr>
@@ -8958,7 +9124,7 @@
           <w:p>
             <w:pPr>
               <w:pStyle w:val="Compact"/>
-              <w:jc w:val="left"/>
+              <w:jc w:val="center"/>
             </w:pPr>
             <w:r>
               <w:rPr>
@@ -8973,7 +9139,7 @@
           <w:p>
             <w:pPr>
               <w:pStyle w:val="Compact"/>
-              <w:jc w:val="left"/>
+              <w:jc w:val="center"/>
             </w:pPr>
             <w:r>
               <w:rPr>
@@ -8988,7 +9154,7 @@
           <w:p>
             <w:pPr>
               <w:pStyle w:val="Compact"/>
-              <w:jc w:val="left"/>
+              <w:jc w:val="center"/>
             </w:pPr>
             <w:r>
               <w:rPr>
@@ -9005,7 +9171,7 @@
           <w:p>
             <w:pPr>
               <w:pStyle w:val="Compact"/>
-              <w:jc w:val="left"/>
+              <w:jc w:val="center"/>
             </w:pPr>
             <w:r>
               <w:rPr>
@@ -9026,7 +9192,7 @@
           <w:p>
             <w:pPr>
               <w:pStyle w:val="Compact"/>
-              <w:jc w:val="left"/>
+              <w:jc w:val="center"/>
             </w:pPr>
             <w:r>
               <w:rPr>
@@ -9041,7 +9207,7 @@
           <w:p>
             <w:pPr>
               <w:pStyle w:val="Compact"/>
-              <w:jc w:val="left"/>
+              <w:jc w:val="center"/>
             </w:pPr>
             <w:r>
               <w:rPr>
@@ -9082,7 +9248,7 @@
           <w:p>
             <w:pPr>
               <w:pStyle w:val="Compact"/>
-              <w:jc w:val="left"/>
+              <w:jc w:val="center"/>
             </w:pPr>
             <w:r>
               <w:rPr>
@@ -9115,7 +9281,7 @@
           <w:p>
             <w:pPr>
               <w:pStyle w:val="Compact"/>
-              <w:jc w:val="left"/>
+              <w:jc w:val="center"/>
             </w:pPr>
             <w:r>
               <w:rPr>
@@ -9172,7 +9338,7 @@
           <w:p>
             <w:pPr>
               <w:pStyle w:val="Compact"/>
-              <w:jc w:val="left"/>
+              <w:jc w:val="center"/>
             </w:pPr>
             <w:r>
               <w:rPr>
@@ -9209,7 +9375,7 @@
           <w:p>
             <w:pPr>
               <w:pStyle w:val="Compact"/>
-              <w:jc w:val="left"/>
+              <w:jc w:val="center"/>
             </w:pPr>
             <w:r>
               <w:rPr>
@@ -9236,7 +9402,7 @@
           <w:p>
             <w:pPr>
               <w:pStyle w:val="Compact"/>
-              <w:jc w:val="left"/>
+              <w:jc w:val="center"/>
             </w:pPr>
             <w:r>
               <w:rPr>
@@ -9251,7 +9417,7 @@
           <w:p>
             <w:pPr>
               <w:pStyle w:val="Compact"/>
-              <w:jc w:val="left"/>
+              <w:jc w:val="center"/>
             </w:pPr>
             <w:r>
               <w:rPr>
@@ -9774,6 +9940,14 @@
         </w:numPr>
       </w:pPr>
       <m:oMath>
+        <m:oMathPr>
+          <m:ctrlPr>
+            <w:rPr>
+              <w:sz w:val="28"/>
+              <w:szCs w:val="28"/>
+            </w:rPr>
+          </m:ctrlPr>
+        </m:oMathPr>
         <m:r>
           <m:t>2</m:t>
         </m:r>
@@ -10033,6 +10207,14 @@
         <w:t xml:space="preserve">离子：</w:t>
       </w:r>
       <m:oMath>
+        <m:oMathPr>
+          <m:ctrlPr>
+            <w:rPr>
+              <w:sz w:val="28"/>
+              <w:szCs w:val="28"/>
+            </w:rPr>
+          </m:ctrlPr>
+        </m:oMathPr>
         <m:r>
           <m:t>2</m:t>
         </m:r>
@@ -10224,6 +10406,14 @@
         </w:numPr>
       </w:pPr>
       <m:oMath>
+        <m:oMathPr>
+          <m:ctrlPr>
+            <w:rPr>
+              <w:sz w:val="28"/>
+              <w:szCs w:val="28"/>
+            </w:rPr>
+          </m:ctrlPr>
+        </m:oMathPr>
         <m:sSub>
           <m:e>
             <m:r>
@@ -10423,6 +10613,14 @@
         </w:numPr>
       </w:pPr>
       <m:oMath>
+        <m:oMathPr>
+          <m:ctrlPr>
+            <w:rPr>
+              <w:sz w:val="28"/>
+              <w:szCs w:val="28"/>
+            </w:rPr>
+          </m:ctrlPr>
+        </m:oMathPr>
         <m:r>
           <m:t>2</m:t>
         </m:r>
@@ -10655,6 +10853,14 @@
         </w:numPr>
       </w:pPr>
       <m:oMath>
+        <m:oMathPr>
+          <m:ctrlPr>
+            <w:rPr>
+              <w:sz w:val="28"/>
+              <w:szCs w:val="28"/>
+            </w:rPr>
+          </m:ctrlPr>
+        </m:oMathPr>
         <m:sSub>
           <m:e>
             <m:r>
@@ -10789,6 +10995,14 @@
         </w:numPr>
       </w:pPr>
       <m:oMath>
+        <m:oMathPr>
+          <m:ctrlPr>
+            <w:rPr>
+              <w:sz w:val="28"/>
+              <w:szCs w:val="28"/>
+            </w:rPr>
+          </m:ctrlPr>
+        </m:oMathPr>
         <m:r>
           <m:rPr>
             <m:nor/>
@@ -10944,6 +11158,14 @@
         </w:numPr>
       </w:pPr>
       <m:oMath>
+        <m:oMathPr>
+          <m:ctrlPr>
+            <w:rPr>
+              <w:sz w:val="28"/>
+              <w:szCs w:val="28"/>
+            </w:rPr>
+          </m:ctrlPr>
+        </m:oMathPr>
         <m:r>
           <m:t>2</m:t>
         </m:r>
@@ -11157,6 +11379,14 @@
         </w:numPr>
       </w:pPr>
       <m:oMath>
+        <m:oMathPr>
+          <m:ctrlPr>
+            <w:rPr>
+              <w:sz w:val="28"/>
+              <w:szCs w:val="28"/>
+            </w:rPr>
+          </m:ctrlPr>
+        </m:oMathPr>
         <m:r>
           <m:t>3</m:t>
         </m:r>
@@ -11324,6 +11554,14 @@
         </w:numPr>
       </w:pPr>
       <m:oMath>
+        <m:oMathPr>
+          <m:ctrlPr>
+            <w:rPr>
+              <w:sz w:val="28"/>
+              <w:szCs w:val="28"/>
+            </w:rPr>
+          </m:ctrlPr>
+        </m:oMathPr>
         <m:r>
           <m:rPr>
             <m:nor/>
@@ -11519,6 +11757,14 @@
         <w:t xml:space="preserve">MnO₂：</w:t>
       </w:r>
       <m:oMath>
+        <m:oMathPr>
+          <m:ctrlPr>
+            <w:rPr>
+              <w:sz w:val="28"/>
+              <w:szCs w:val="28"/>
+            </w:rPr>
+          </m:ctrlPr>
+        </m:oMathPr>
         <m:r>
           <m:t>2</m:t>
         </m:r>
@@ -11700,6 +11946,14 @@
         </w:numPr>
       </w:pPr>
       <m:oMath>
+        <m:oMathPr>
+          <m:ctrlPr>
+            <w:rPr>
+              <w:sz w:val="28"/>
+              <w:szCs w:val="28"/>
+            </w:rPr>
+          </m:ctrlPr>
+        </m:oMathPr>
         <m:r>
           <m:t>5</m:t>
         </m:r>
@@ -11880,6 +12134,14 @@
         </w:numPr>
       </w:pPr>
       <m:oMath>
+        <m:oMathPr>
+          <m:ctrlPr>
+            <w:rPr>
+              <w:sz w:val="28"/>
+              <w:szCs w:val="28"/>
+            </w:rPr>
+          </m:ctrlPr>
+        </m:oMathPr>
         <m:r>
           <m:t>2</m:t>
         </m:r>
@@ -12040,6 +12302,14 @@
         </w:numPr>
       </w:pPr>
       <m:oMath>
+        <m:oMathPr>
+          <m:ctrlPr>
+            <w:rPr>
+              <w:sz w:val="28"/>
+              <w:szCs w:val="28"/>
+            </w:rPr>
+          </m:ctrlPr>
+        </m:oMathPr>
         <m:r>
           <m:t>4</m:t>
         </m:r>
@@ -12324,6 +12594,12 @@
       <m:oMathPara>
         <m:oMathParaPr>
           <m:jc m:val="center"/>
+          <m:ctrlPr>
+            <w:rPr>
+              <w:sz w:val="28"/>
+              <w:szCs w:val="28"/>
+            </w:rPr>
+          </m:ctrlPr>
         </m:oMathParaPr>
         <m:oMath>
           <m:r>
